--- a/zht/docx/102.content.docx
+++ b/zht/docx/102.content.docx
@@ -534,18 +534,12 @@
           <w:lang w:val="zh_TW" w:bidi="zh_TW"/>
         </w:rPr>
       </w:r>
-      <w:hyperlink r:id="rId13">
-        <w:r>
-          <w:rPr>
-            <w:lang w:val="zh_TW" w:bidi="zh_TW"/>
-          </w:rPr>
-          <w:rPr>
-            <w:color w:val="0000EE"/>
-            <w:u w:val="single"/>
-          </w:rPr>
-          <w:t>哥林多前書5:5</w:t>
-        </w:r>
-      </w:hyperlink>
+      <w:r>
+        <w:rPr>
+          <w:lang w:val="zh_TW" w:bidi="zh_TW"/>
+        </w:rPr>
+        <w:t>哥林多前書5:5</w:t>
+      </w:r>
     </w:p>
     <w:p>
       <w:pPr>
@@ -558,18 +552,12 @@
           <w:lang w:val="zh_TW" w:bidi="zh_TW"/>
         </w:rPr>
       </w:r>
-      <w:hyperlink r:id="rId14">
-        <w:r>
-          <w:rPr>
-            <w:lang w:val="zh_TW" w:bidi="zh_TW"/>
-          </w:rPr>
-          <w:rPr>
-            <w:color w:val="0000EE"/>
-            <w:u w:val="single"/>
-          </w:rPr>
-          <w:t>約翰壹書4:3</w:t>
-        </w:r>
-      </w:hyperlink>
+      <w:r>
+        <w:rPr>
+          <w:lang w:val="zh_TW" w:bidi="zh_TW"/>
+        </w:rPr>
+        <w:t>約翰壹書4:3</w:t>
+      </w:r>
     </w:p>
     <w:p>
       <w:pPr>
@@ -582,18 +570,12 @@
           <w:lang w:val="zh_TW" w:bidi="zh_TW"/>
         </w:rPr>
       </w:r>
-      <w:hyperlink r:id="rId15">
-        <w:r>
-          <w:rPr>
-            <w:lang w:val="zh_TW" w:bidi="zh_TW"/>
-          </w:rPr>
-          <w:rPr>
-            <w:color w:val="0000EE"/>
-            <w:u w:val="single"/>
-          </w:rPr>
-          <w:t>帖撒羅尼迦前書5:23</w:t>
-        </w:r>
-      </w:hyperlink>
+      <w:r>
+        <w:rPr>
+          <w:lang w:val="zh_TW" w:bidi="zh_TW"/>
+        </w:rPr>
+        <w:t>帖撒羅尼迦前書5:23</w:t>
+      </w:r>
     </w:p>
     <w:p>
       <w:pPr>
@@ -606,18 +588,12 @@
           <w:lang w:val="zh_TW" w:bidi="zh_TW"/>
         </w:rPr>
       </w:r>
-      <w:hyperlink r:id="rId16">
-        <w:r>
-          <w:rPr>
-            <w:lang w:val="zh_TW" w:bidi="zh_TW"/>
-          </w:rPr>
-          <w:rPr>
-            <w:color w:val="0000EE"/>
-            <w:u w:val="single"/>
-          </w:rPr>
-          <w:t>使徒行傳5:9</w:t>
-        </w:r>
-      </w:hyperlink>
+      <w:r>
+        <w:rPr>
+          <w:lang w:val="zh_TW" w:bidi="zh_TW"/>
+        </w:rPr>
+        <w:t>使徒行傳5:9</w:t>
+      </w:r>
     </w:p>
     <w:p>
       <w:pPr>
@@ -630,18 +606,12 @@
           <w:lang w:val="zh_TW" w:bidi="zh_TW"/>
         </w:rPr>
       </w:r>
-      <w:hyperlink r:id="rId17">
-        <w:r>
-          <w:rPr>
-            <w:lang w:val="zh_TW" w:bidi="zh_TW"/>
-          </w:rPr>
-          <w:rPr>
-            <w:color w:val="0000EE"/>
-            <w:u w:val="single"/>
-          </w:rPr>
-          <w:t>歌羅西書1:9</w:t>
-        </w:r>
-      </w:hyperlink>
+      <w:r>
+        <w:rPr>
+          <w:lang w:val="zh_TW" w:bidi="zh_TW"/>
+        </w:rPr>
+        <w:t>歌羅西書1:9</w:t>
+      </w:r>
     </w:p>
     <w:p>
       <w:pPr>
@@ -654,18 +624,12 @@
           <w:lang w:val="zh_TW" w:bidi="zh_TW"/>
         </w:rPr>
       </w:r>
-      <w:hyperlink r:id="rId18">
-        <w:r>
-          <w:rPr>
-            <w:lang w:val="zh_TW" w:bidi="zh_TW"/>
-          </w:rPr>
-          <w:rPr>
-            <w:color w:val="0000EE"/>
-            <w:u w:val="single"/>
-          </w:rPr>
-          <w:t>以弗所書4:23</w:t>
-        </w:r>
-      </w:hyperlink>
+      <w:r>
+        <w:rPr>
+          <w:lang w:val="zh_TW" w:bidi="zh_TW"/>
+        </w:rPr>
+        <w:t>以弗所書4:23</w:t>
+      </w:r>
     </w:p>
     <w:p>
       <w:pPr>
@@ -678,18 +642,12 @@
           <w:lang w:val="zh_TW" w:bidi="zh_TW"/>
         </w:rPr>
       </w:r>
-      <w:hyperlink r:id="rId19">
-        <w:r>
-          <w:rPr>
-            <w:lang w:val="zh_TW" w:bidi="zh_TW"/>
-          </w:rPr>
-          <w:rPr>
-            <w:color w:val="0000EE"/>
-            <w:u w:val="single"/>
-          </w:rPr>
-          <w:t>創世記7:21–22</w:t>
-        </w:r>
-      </w:hyperlink>
+      <w:r>
+        <w:rPr>
+          <w:lang w:val="zh_TW" w:bidi="zh_TW"/>
+        </w:rPr>
+        <w:t>創世記7:21–22</w:t>
+      </w:r>
     </w:p>
     <w:p>
       <w:pPr>
@@ -702,18 +660,12 @@
           <w:lang w:val="zh_TW" w:bidi="zh_TW"/>
         </w:rPr>
       </w:r>
-      <w:hyperlink r:id="rId20">
-        <w:r>
-          <w:rPr>
-            <w:lang w:val="zh_TW" w:bidi="zh_TW"/>
-          </w:rPr>
-          <w:rPr>
-            <w:color w:val="0000EE"/>
-            <w:u w:val="single"/>
-          </w:rPr>
-          <w:t>創世記8:1</w:t>
-        </w:r>
-      </w:hyperlink>
+      <w:r>
+        <w:rPr>
+          <w:lang w:val="zh_TW" w:bidi="zh_TW"/>
+        </w:rPr>
+        <w:t>創世記8:1</w:t>
+      </w:r>
     </w:p>
     <w:p>
       <w:pPr>
@@ -726,18 +678,12 @@
           <w:lang w:val="zh_TW" w:bidi="zh_TW"/>
         </w:rPr>
       </w:r>
-      <w:hyperlink r:id="rId21">
-        <w:r>
-          <w:rPr>
-            <w:lang w:val="zh_TW" w:bidi="zh_TW"/>
-          </w:rPr>
-          <w:rPr>
-            <w:color w:val="0000EE"/>
-            <w:u w:val="single"/>
-          </w:rPr>
-          <w:t>以賽亞書4:4</w:t>
-        </w:r>
-      </w:hyperlink>
+      <w:r>
+        <w:rPr>
+          <w:lang w:val="zh_TW" w:bidi="zh_TW"/>
+        </w:rPr>
+        <w:t>以賽亞書4:4</w:t>
+      </w:r>
     </w:p>
     <w:p>
       <w:pPr>
@@ -750,18 +696,12 @@
           <w:lang w:val="zh_TW" w:bidi="zh_TW"/>
         </w:rPr>
       </w:r>
-      <w:hyperlink r:id="rId22">
-        <w:r>
-          <w:rPr>
-            <w:lang w:val="zh_TW" w:bidi="zh_TW"/>
-          </w:rPr>
-          <w:rPr>
-            <w:color w:val="0000EE"/>
-            <w:u w:val="single"/>
-          </w:rPr>
-          <w:t>馬可福音1:23–26</w:t>
-        </w:r>
-      </w:hyperlink>
+      <w:r>
+        <w:rPr>
+          <w:lang w:val="zh_TW" w:bidi="zh_TW"/>
+        </w:rPr>
+        <w:t>馬可福音1:23–26</w:t>
+      </w:r>
     </w:p>
     <w:p>
       <w:pPr>
@@ -774,18 +714,12 @@
           <w:lang w:val="zh_TW" w:bidi="zh_TW"/>
         </w:rPr>
       </w:r>
-      <w:hyperlink r:id="rId23">
-        <w:r>
-          <w:rPr>
-            <w:lang w:val="zh_TW" w:bidi="zh_TW"/>
-          </w:rPr>
-          <w:rPr>
-            <w:color w:val="0000EE"/>
-            <w:u w:val="single"/>
-          </w:rPr>
-          <w:t>馬太福音26:41</w:t>
-        </w:r>
-      </w:hyperlink>
+      <w:r>
+        <w:rPr>
+          <w:lang w:val="zh_TW" w:bidi="zh_TW"/>
+        </w:rPr>
+        <w:t>馬太福音26:41</w:t>
+      </w:r>
     </w:p>
     <w:p>
       <w:pPr>
@@ -798,18 +732,12 @@
           <w:lang w:val="zh_TW" w:bidi="zh_TW"/>
         </w:rPr>
       </w:r>
-      <w:hyperlink r:id="rId24">
-        <w:r>
-          <w:rPr>
-            <w:lang w:val="zh_TW" w:bidi="zh_TW"/>
-          </w:rPr>
-          <w:rPr>
-            <w:color w:val="0000EE"/>
-            <w:u w:val="single"/>
-          </w:rPr>
-          <w:t>腓立比書1:27</w:t>
-        </w:r>
-      </w:hyperlink>
+      <w:r>
+        <w:rPr>
+          <w:lang w:val="zh_TW" w:bidi="zh_TW"/>
+        </w:rPr>
+        <w:t>腓立比書1:27</w:t>
+      </w:r>
     </w:p>
     <w:p>
       <w:pPr>
@@ -1344,18 +1272,12 @@
           <w:lang w:val="zh_TW" w:bidi="zh_TW"/>
         </w:rPr>
       </w:r>
-      <w:hyperlink r:id="rId25">
-        <w:r>
-          <w:rPr>
-            <w:lang w:val="zh_TW" w:bidi="zh_TW"/>
-          </w:rPr>
-          <w:rPr>
-            <w:color w:val="0000EE"/>
-            <w:u w:val="single"/>
-          </w:rPr>
-          <w:t>彼得後書2:8</w:t>
-        </w:r>
-      </w:hyperlink>
+      <w:r>
+        <w:rPr>
+          <w:lang w:val="zh_TW" w:bidi="zh_TW"/>
+        </w:rPr>
+        <w:t>彼得後書2:8</w:t>
+      </w:r>
     </w:p>
     <w:p>
       <w:pPr>
@@ -1368,18 +1290,12 @@
           <w:lang w:val="zh_TW" w:bidi="zh_TW"/>
         </w:rPr>
       </w:r>
-      <w:hyperlink r:id="rId26">
-        <w:r>
-          <w:rPr>
-            <w:lang w:val="zh_TW" w:bidi="zh_TW"/>
-          </w:rPr>
-          <w:rPr>
-            <w:color w:val="0000EE"/>
-            <w:u w:val="single"/>
-          </w:rPr>
-          <w:t>使徒行傳2:27–28</w:t>
-        </w:r>
-      </w:hyperlink>
+      <w:r>
+        <w:rPr>
+          <w:lang w:val="zh_TW" w:bidi="zh_TW"/>
+        </w:rPr>
+        <w:t>使徒行傳2:27–28</w:t>
+      </w:r>
     </w:p>
     <w:p>
       <w:pPr>
@@ -1392,18 +1308,12 @@
           <w:lang w:val="zh_TW" w:bidi="zh_TW"/>
         </w:rPr>
       </w:r>
-      <w:hyperlink r:id="rId27">
-        <w:r>
-          <w:rPr>
-            <w:lang w:val="zh_TW" w:bidi="zh_TW"/>
-          </w:rPr>
-          <w:rPr>
-            <w:color w:val="0000EE"/>
-            <w:u w:val="single"/>
-          </w:rPr>
-          <w:t>使徒行傳2:41</w:t>
-        </w:r>
-      </w:hyperlink>
+      <w:r>
+        <w:rPr>
+          <w:lang w:val="zh_TW" w:bidi="zh_TW"/>
+        </w:rPr>
+        <w:t>使徒行傳2:41</w:t>
+      </w:r>
     </w:p>
     <w:p>
       <w:pPr>
@@ -1416,18 +1326,12 @@
           <w:lang w:val="zh_TW" w:bidi="zh_TW"/>
         </w:rPr>
       </w:r>
-      <w:hyperlink r:id="rId28">
-        <w:r>
-          <w:rPr>
-            <w:lang w:val="zh_TW" w:bidi="zh_TW"/>
-          </w:rPr>
-          <w:rPr>
-            <w:color w:val="0000EE"/>
-            <w:u w:val="single"/>
-          </w:rPr>
-          <w:t>創世記49:6</w:t>
-        </w:r>
-      </w:hyperlink>
+      <w:r>
+        <w:rPr>
+          <w:lang w:val="zh_TW" w:bidi="zh_TW"/>
+        </w:rPr>
+        <w:t>創世記49:6</w:t>
+      </w:r>
     </w:p>
     <w:p>
       <w:pPr>
@@ -1440,18 +1344,12 @@
           <w:lang w:val="zh_TW" w:bidi="zh_TW"/>
         </w:rPr>
       </w:r>
-      <w:hyperlink r:id="rId29">
-        <w:r>
-          <w:rPr>
-            <w:lang w:val="zh_TW" w:bidi="zh_TW"/>
-          </w:rPr>
-          <w:rPr>
-            <w:color w:val="0000EE"/>
-            <w:u w:val="single"/>
-          </w:rPr>
-          <w:t>以賽亞書53:10–11</w:t>
-        </w:r>
-      </w:hyperlink>
+      <w:r>
+        <w:rPr>
+          <w:lang w:val="zh_TW" w:bidi="zh_TW"/>
+        </w:rPr>
+        <w:t>以賽亞書53:10–11</w:t>
+      </w:r>
     </w:p>
     <w:p>
       <w:pPr>
@@ -1464,18 +1362,12 @@
           <w:lang w:val="zh_TW" w:bidi="zh_TW"/>
         </w:rPr>
       </w:r>
-      <w:hyperlink r:id="rId30">
-        <w:r>
-          <w:rPr>
-            <w:lang w:val="zh_TW" w:bidi="zh_TW"/>
-          </w:rPr>
-          <w:rPr>
-            <w:color w:val="0000EE"/>
-            <w:u w:val="single"/>
-          </w:rPr>
-          <w:t>雅各書1:21</w:t>
-        </w:r>
-      </w:hyperlink>
+      <w:r>
+        <w:rPr>
+          <w:lang w:val="zh_TW" w:bidi="zh_TW"/>
+        </w:rPr>
+        <w:t>雅各書1:21</w:t>
+      </w:r>
     </w:p>
     <w:p>
       <w:pPr>
@@ -1488,18 +1380,12 @@
           <w:lang w:val="zh_TW" w:bidi="zh_TW"/>
         </w:rPr>
       </w:r>
-      <w:hyperlink r:id="rId31">
-        <w:r>
-          <w:rPr>
-            <w:lang w:val="zh_TW" w:bidi="zh_TW"/>
-          </w:rPr>
-          <w:rPr>
-            <w:color w:val="0000EE"/>
-            <w:u w:val="single"/>
-          </w:rPr>
-          <w:t>耶利米書6:16–19</w:t>
-        </w:r>
-      </w:hyperlink>
+      <w:r>
+        <w:rPr>
+          <w:lang w:val="zh_TW" w:bidi="zh_TW"/>
+        </w:rPr>
+        <w:t>耶利米書6:16–19</w:t>
+      </w:r>
     </w:p>
     <w:p>
       <w:pPr>
@@ -1512,18 +1398,12 @@
           <w:lang w:val="zh_TW" w:bidi="zh_TW"/>
         </w:rPr>
       </w:r>
-      <w:hyperlink r:id="rId32">
-        <w:r>
-          <w:rPr>
-            <w:lang w:val="zh_TW" w:bidi="zh_TW"/>
-          </w:rPr>
-          <w:rPr>
-            <w:color w:val="0000EE"/>
-            <w:u w:val="single"/>
-          </w:rPr>
-          <w:t>約拿書2:7–8</w:t>
-        </w:r>
-      </w:hyperlink>
+      <w:r>
+        <w:rPr>
+          <w:lang w:val="zh_TW" w:bidi="zh_TW"/>
+        </w:rPr>
+        <w:t>約拿書2:7–8</w:t>
+      </w:r>
     </w:p>
     <w:p>
       <w:pPr>
@@ -1536,18 +1416,12 @@
           <w:lang w:val="zh_TW" w:bidi="zh_TW"/>
         </w:rPr>
       </w:r>
-      <w:hyperlink r:id="rId33">
-        <w:r>
-          <w:rPr>
-            <w:lang w:val="zh_TW" w:bidi="zh_TW"/>
-          </w:rPr>
-          <w:rPr>
-            <w:color w:val="0000EE"/>
-            <w:u w:val="single"/>
-          </w:rPr>
-          <w:t>路加福音1:47</w:t>
-        </w:r>
-      </w:hyperlink>
+      <w:r>
+        <w:rPr>
+          <w:lang w:val="zh_TW" w:bidi="zh_TW"/>
+        </w:rPr>
+        <w:t>路加福音1:47</w:t>
+      </w:r>
     </w:p>
     <w:p>
       <w:pPr>
@@ -1560,18 +1434,12 @@
           <w:lang w:val="zh_TW" w:bidi="zh_TW"/>
         </w:rPr>
       </w:r>
-      <w:hyperlink r:id="rId34">
-        <w:r>
-          <w:rPr>
-            <w:lang w:val="zh_TW" w:bidi="zh_TW"/>
-          </w:rPr>
-          <w:rPr>
-            <w:color w:val="0000EE"/>
-            <w:u w:val="single"/>
-          </w:rPr>
-          <w:t>馬太福音22:37</w:t>
-        </w:r>
-      </w:hyperlink>
+      <w:r>
+        <w:rPr>
+          <w:lang w:val="zh_TW" w:bidi="zh_TW"/>
+        </w:rPr>
+        <w:t>馬太福音22:37</w:t>
+      </w:r>
     </w:p>
     <w:p>
       <w:pPr>
@@ -1584,18 +1452,12 @@
           <w:lang w:val="zh_TW" w:bidi="zh_TW"/>
         </w:rPr>
       </w:r>
-      <w:hyperlink r:id="rId35">
-        <w:r>
-          <w:rPr>
-            <w:lang w:val="zh_TW" w:bidi="zh_TW"/>
-          </w:rPr>
-          <w:rPr>
-            <w:color w:val="0000EE"/>
-            <w:u w:val="single"/>
-          </w:rPr>
-          <w:t>詩篇19:7</w:t>
-        </w:r>
-      </w:hyperlink>
+      <w:r>
+        <w:rPr>
+          <w:lang w:val="zh_TW" w:bidi="zh_TW"/>
+        </w:rPr>
+        <w:t>詩篇19:7</w:t>
+      </w:r>
     </w:p>
     <w:p>
       <w:pPr>
@@ -1608,18 +1470,12 @@
           <w:lang w:val="zh_TW" w:bidi="zh_TW"/>
         </w:rPr>
       </w:r>
-      <w:hyperlink r:id="rId36">
-        <w:r>
-          <w:rPr>
-            <w:lang w:val="zh_TW" w:bidi="zh_TW"/>
-          </w:rPr>
-          <w:rPr>
-            <w:color w:val="0000EE"/>
-            <w:u w:val="single"/>
-          </w:rPr>
-          <w:t>啟示錄20:4</w:t>
-        </w:r>
-      </w:hyperlink>
+      <w:r>
+        <w:rPr>
+          <w:lang w:val="zh_TW" w:bidi="zh_TW"/>
+        </w:rPr>
+        <w:t>啟示錄20:4</w:t>
+      </w:r>
     </w:p>
     <w:p>
       <w:pPr>

--- a/zht/docx/102.content.docx
+++ b/zht/docx/102.content.docx
@@ -497,19 +497,7 @@
         <w:rPr>
           <w:lang w:val="zh_TW" w:bidi="zh_TW"/>
         </w:rPr>
-        <w:t>、</w:t>
-      </w:r>
-      <w:r>
-        <w:rPr>
-          <w:lang w:val="zh_TW" w:bidi="zh_TW"/>
-        </w:rPr>
-        <w:t>氣息</w:t>
-      </w:r>
-      <w:r>
-        <w:rPr>
-          <w:lang w:val="zh_TW" w:bidi="zh_TW"/>
-        </w:rPr>
-        <w:t>）</w:t>
+        <w:t>、氣息）</w:t>
       </w:r>
     </w:p>
     <w:p>
